--- a/Document/오지원/작업일지/오지원_작업일지_81주차.docx
+++ b/Document/오지원/작업일지/오지원_작업일지_81주차.docx
@@ -320,6 +320,54 @@
                 <w:lang w:val="ko-KR" w:bidi="ko-KR" w:eastAsia="ko-KR"/>
               </w:rPr>
               <w:t>정</w:t>
+            </w:r>
+            <w:r>
+              <w:rPr>
+                <w:rFonts w:ascii="맑은 고딕" w:hAnsi="맑은 고딕" w:eastAsia="맑은 고딕"/>
+                <w:rtl w:val="0"/>
+                <w:lang w:val="ko-KR" w:bidi="ko-KR" w:eastAsia="ko-KR"/>
+              </w:rPr>
+              <w:t xml:space="preserve">, </w:t>
+            </w:r>
+            <w:r>
+              <w:rPr>
+                <w:rFonts w:ascii="맑은 고딕" w:hAnsi="맑은 고딕" w:eastAsia="맑은 고딕"/>
+                <w:rtl w:val="0"/>
+                <w:lang w:val="ko-KR" w:bidi="ko-KR" w:eastAsia="ko-KR"/>
+              </w:rPr>
+              <w:t>건</w:t>
+            </w:r>
+            <w:r>
+              <w:rPr>
+                <w:rFonts w:ascii="맑은 고딕" w:hAnsi="맑은 고딕" w:eastAsia="맑은 고딕"/>
+                <w:rtl w:val="0"/>
+                <w:lang w:val="ko-KR" w:bidi="ko-KR" w:eastAsia="ko-KR"/>
+              </w:rPr>
+              <w:t>물</w:t>
+            </w:r>
+            <w:r>
+              <w:rPr>
+                <w:rFonts w:ascii="맑은 고딕" w:hAnsi="맑은 고딕" w:eastAsia="맑은 고딕"/>
+                <w:rtl w:val="0"/>
+                <w:lang w:val="ko-KR" w:bidi="ko-KR" w:eastAsia="ko-KR"/>
+              </w:rPr>
+              <w:t xml:space="preserve"> </w:t>
+            </w:r>
+            <w:r>
+              <w:rPr>
+                <w:rFonts w:ascii="맑은 고딕" w:hAnsi="맑은 고딕" w:eastAsia="맑은 고딕"/>
+                <w:rtl w:val="0"/>
+                <w:lang w:val="ko-KR" w:bidi="ko-KR" w:eastAsia="ko-KR"/>
+              </w:rPr>
+              <w:t>안정</w:t>
+            </w:r>
+            <w:r>
+              <w:rPr>
+                <w:rFonts w:ascii="맑은 고딕" w:hAnsi="맑은 고딕" w:eastAsia="맑은 고딕"/>
+                <w:rtl w:val="0"/>
+                <w:lang w:val="ko-KR" w:bidi="ko-KR" w:eastAsia="ko-KR"/>
+              </w:rPr>
+              <w:t>화</w:t>
             </w:r>
           </w:p>
         </w:tc>
@@ -465,7 +513,7 @@
       <w:r>
         <w:drawing>
           <wp:inline xmlns:wp="http://schemas.openxmlformats.org/drawingml/2006/wordprocessingDrawing" distT="0" distB="0" distL="0" distR="0">
-            <wp:extent cx="5673090" cy="2404745"/>
+            <wp:extent cx="4768215" cy="2021205"/>
             <wp:effectExtent l="0" t="0" r="0" b="0"/>
             <wp:docPr id="9" name="Picture 6"/>
             <wp:cNvGraphicFramePr>
@@ -490,7 +538,7 @@
                   <pic:spPr>
                     <a:xfrm>
                       <a:off x="0" y="0"/>
-                      <a:ext cx="5673090" cy="2404745"/>
+                      <a:ext cx="4768215" cy="2021205"/>
                     </a:xfrm>
                     <a:prstGeom prst="rect"/>
                     <a:noFill/>
@@ -504,6 +552,188 @@
           </wp:inline>
         </w:drawing>
       </w:r>
+    </w:p>
+    <w:p>
+      <w:pPr>
+        <w:widowControl w:val="0"/>
+        <w:rPr>
+          <w:rFonts w:ascii="맑은 고딕" w:hAnsi="맑은 고딕" w:eastAsia="맑은 고딕"/>
+          <w:noProof w:val="1"/>
+          <w:rtl w:val="0"/>
+          <w:lang w:val="ko-KR" w:bidi="ko-KR" w:eastAsia="ko-KR"/>
+        </w:rPr>
+      </w:pPr>
+      <w:r>
+        <w:drawing>
+          <wp:inline xmlns:wp="http://schemas.openxmlformats.org/drawingml/2006/wordprocessingDrawing" distT="0" distB="0" distL="0" distR="0">
+            <wp:extent cx="3061970" cy="2435860"/>
+            <wp:effectExtent l="0" t="0" r="0" b="0"/>
+            <wp:docPr id="10" name="Picture 10"/>
+            <wp:cNvGraphicFramePr>
+              <a:graphicFrameLocks xmlns:a="http://schemas.openxmlformats.org/drawingml/2006/main" noChangeAspect="1"/>
+            </wp:cNvGraphicFramePr>
+            <a:graphic xmlns:a="http://schemas.openxmlformats.org/drawingml/2006/main">
+              <a:graphicData uri="http://schemas.openxmlformats.org/drawingml/2006/picture">
+                <pic:pic xmlns:pic="http://schemas.openxmlformats.org/drawingml/2006/picture">
+                  <pic:nvPicPr>
+                    <pic:cNvPr id="10" name="Picture 10"/>
+                    <pic:cNvPicPr/>
+                  </pic:nvPicPr>
+                  <pic:blipFill dpi="0">
+                    <a:blip xmlns:r="http://schemas.openxmlformats.org/officeDocument/2006/relationships" r:embed="Relimage4"/>
+                    <a:srcRect/>
+                    <a:stretch>
+                      <a:fillRect/>
+                    </a:stretch>
+                  </pic:blipFill>
+                  <pic:spPr>
+                    <a:xfrm>
+                      <a:off x="0" y="0"/>
+                      <a:ext cx="3061970" cy="2435860"/>
+                    </a:xfrm>
+                    <a:prstGeom prst="rect"/>
+                  </pic:spPr>
+                </pic:pic>
+              </a:graphicData>
+            </a:graphic>
+          </wp:inline>
+        </w:drawing>
+      </w:r>
+    </w:p>
+    <w:p>
+      <w:pPr>
+        <w:widowControl w:val="0"/>
+        <w:rPr>
+          <w:rFonts w:ascii="맑은 고딕" w:hAnsi="맑은 고딕" w:eastAsia="맑은 고딕"/>
+          <w:noProof w:val="1"/>
+          <w:rtl w:val="0"/>
+          <w:lang w:val="ko-KR" w:bidi="ko-KR" w:eastAsia="ko-KR"/>
+        </w:rPr>
+      </w:pPr>
+      <w:r>
+        <w:drawing>
+          <wp:inline xmlns:wp="http://schemas.openxmlformats.org/drawingml/2006/wordprocessingDrawing" distT="0" distB="0" distL="0" distR="0">
+            <wp:extent cx="2959735" cy="2292985"/>
+            <wp:effectExtent l="0" t="0" r="0" b="0"/>
+            <wp:docPr id="11" name="Picture 11"/>
+            <wp:cNvGraphicFramePr>
+              <a:graphicFrameLocks xmlns:a="http://schemas.openxmlformats.org/drawingml/2006/main" noChangeAspect="1"/>
+            </wp:cNvGraphicFramePr>
+            <a:graphic xmlns:a="http://schemas.openxmlformats.org/drawingml/2006/main">
+              <a:graphicData uri="http://schemas.openxmlformats.org/drawingml/2006/picture">
+                <pic:pic xmlns:pic="http://schemas.openxmlformats.org/drawingml/2006/picture">
+                  <pic:nvPicPr>
+                    <pic:cNvPr id="11" name="Picture 11"/>
+                    <pic:cNvPicPr/>
+                  </pic:nvPicPr>
+                  <pic:blipFill dpi="0">
+                    <a:blip xmlns:r="http://schemas.openxmlformats.org/officeDocument/2006/relationships" r:embed="Relimage5"/>
+                    <a:srcRect/>
+                    <a:stretch>
+                      <a:fillRect/>
+                    </a:stretch>
+                  </pic:blipFill>
+                  <pic:spPr>
+                    <a:xfrm>
+                      <a:off x="0" y="0"/>
+                      <a:ext cx="2959735" cy="2292985"/>
+                    </a:xfrm>
+                    <a:prstGeom prst="rect"/>
+                  </pic:spPr>
+                </pic:pic>
+              </a:graphicData>
+            </a:graphic>
+          </wp:inline>
+        </w:drawing>
+      </w:r>
+    </w:p>
+    <w:p>
+      <w:pPr>
+        <w:widowControl w:val="0"/>
+        <w:rPr>
+          <w:rFonts w:ascii="맑은 고딕" w:hAnsi="맑은 고딕" w:eastAsia="맑은 고딕"/>
+          <w:noProof w:val="1"/>
+          <w:rtl w:val="0"/>
+          <w:lang w:val="ko-KR" w:bidi="ko-KR" w:eastAsia="ko-KR"/>
+        </w:rPr>
+      </w:pPr>
+    </w:p>
+    <w:p>
+      <w:pPr>
+        <w:widowControl w:val="0"/>
+        <w:rPr>
+          <w:rFonts w:ascii="맑은 고딕" w:hAnsi="맑은 고딕" w:eastAsia="맑은 고딕"/>
+          <w:noProof w:val="1"/>
+          <w:rtl w:val="0"/>
+          <w:lang w:val="ko-KR" w:bidi="ko-KR" w:eastAsia="ko-KR"/>
+        </w:rPr>
+      </w:pPr>
+    </w:p>
+    <w:p>
+      <w:pPr>
+        <w:widowControl w:val="0"/>
+        <w:rPr>
+          <w:rFonts w:ascii="맑은 고딕" w:hAnsi="맑은 고딕" w:eastAsia="맑은 고딕"/>
+          <w:noProof w:val="1"/>
+          <w:rtl w:val="0"/>
+          <w:lang w:val="ko-KR" w:bidi="ko-KR" w:eastAsia="ko-KR"/>
+        </w:rPr>
+      </w:pPr>
+    </w:p>
+    <w:p>
+      <w:pPr>
+        <w:widowControl w:val="0"/>
+        <w:rPr>
+          <w:rFonts w:ascii="맑은 고딕" w:hAnsi="맑은 고딕" w:eastAsia="맑은 고딕"/>
+          <w:noProof w:val="1"/>
+          <w:rtl w:val="0"/>
+          <w:lang w:val="ko-KR" w:bidi="ko-KR" w:eastAsia="ko-KR"/>
+        </w:rPr>
+      </w:pPr>
+    </w:p>
+    <w:p>
+      <w:pPr>
+        <w:widowControl w:val="0"/>
+        <w:rPr>
+          <w:rFonts w:ascii="맑은 고딕" w:hAnsi="맑은 고딕" w:eastAsia="맑은 고딕"/>
+          <w:noProof w:val="1"/>
+          <w:rtl w:val="0"/>
+          <w:lang w:val="ko-KR" w:bidi="ko-KR" w:eastAsia="ko-KR"/>
+        </w:rPr>
+      </w:pPr>
+    </w:p>
+    <w:p>
+      <w:pPr>
+        <w:widowControl w:val="0"/>
+        <w:rPr>
+          <w:rFonts w:ascii="맑은 고딕" w:hAnsi="맑은 고딕" w:eastAsia="맑은 고딕"/>
+          <w:noProof w:val="1"/>
+          <w:rtl w:val="0"/>
+          <w:lang w:val="ko-KR" w:bidi="ko-KR" w:eastAsia="ko-KR"/>
+        </w:rPr>
+      </w:pPr>
+    </w:p>
+    <w:p>
+      <w:pPr>
+        <w:widowControl w:val="0"/>
+        <w:rPr>
+          <w:rFonts w:ascii="맑은 고딕" w:hAnsi="맑은 고딕" w:eastAsia="맑은 고딕"/>
+          <w:noProof w:val="1"/>
+          <w:rtl w:val="0"/>
+          <w:lang w:val="ko-KR" w:bidi="ko-KR" w:eastAsia="ko-KR"/>
+        </w:rPr>
+      </w:pPr>
+    </w:p>
+    <w:p>
+      <w:pPr>
+        <w:widowControl w:val="0"/>
+        <w:rPr>
+          <w:rFonts w:ascii="맑은 고딕" w:hAnsi="맑은 고딕" w:eastAsia="맑은 고딕"/>
+          <w:noProof w:val="1"/>
+          <w:rtl w:val="0"/>
+          <w:lang w:val="ko-KR" w:bidi="ko-KR" w:eastAsia="ko-KR"/>
+        </w:rPr>
+      </w:pPr>
     </w:p>
     <w:p>
       <w:pPr>
